--- a/paper/DataCore_Research_Notes.docx
+++ b/paper/DataCore_Research_Notes.docx
@@ -1005,7 +1005,7 @@
                 <w:rFonts w:ascii="Times New Roman" w:hAnsi="Times New Roman"/>
                 <w:sz w:val="22"/>
               </w:rPr>
-              <w:t>88%</w:t>
+              <w:t>100%</w:t>
             </w:r>
           </w:p>
         </w:tc>
@@ -1082,7 +1082,7 @@
                 <w:rFonts w:ascii="Times New Roman" w:hAnsi="Times New Roman"/>
                 <w:sz w:val="22"/>
               </w:rPr>
-              <w:t>C1</w:t>
+              <w:t>C4</w:t>
             </w:r>
           </w:p>
         </w:tc>
@@ -1107,7 +1107,7 @@
                 <w:rFonts w:ascii="Times New Roman" w:hAnsi="Times New Roman"/>
                 <w:sz w:val="22"/>
               </w:rPr>
-              <w:t>91%</w:t>
+              <w:t>74%</w:t>
             </w:r>
           </w:p>
         </w:tc>
@@ -1159,7 +1159,7 @@
                 <w:rFonts w:ascii="Times New Roman" w:hAnsi="Times New Roman"/>
                 <w:sz w:val="22"/>
               </w:rPr>
-              <w:t>low_ticket_essential_steady</w:t>
+              <w:t>low_ticket_steady_essential</w:t>
             </w:r>
           </w:p>
         </w:tc>
@@ -1184,7 +1184,7 @@
                 <w:rFonts w:ascii="Times New Roman" w:hAnsi="Times New Roman"/>
                 <w:sz w:val="22"/>
               </w:rPr>
-              <w:t>C5</w:t>
+              <w:t>C7</w:t>
             </w:r>
           </w:p>
         </w:tc>
@@ -1209,7 +1209,7 @@
                 <w:rFonts w:ascii="Times New Roman" w:hAnsi="Times New Roman"/>
                 <w:sz w:val="22"/>
               </w:rPr>
-              <w:t>74%</w:t>
+              <w:t>97%</w:t>
             </w:r>
           </w:p>
         </w:tc>
@@ -1286,7 +1286,7 @@
                 <w:rFonts w:ascii="Times New Roman" w:hAnsi="Times New Roman"/>
                 <w:sz w:val="22"/>
               </w:rPr>
-              <w:t>C3</w:t>
+              <w:t>C0</w:t>
             </w:r>
           </w:p>
         </w:tc>
@@ -1311,7 +1311,7 @@
                 <w:rFonts w:ascii="Times New Roman" w:hAnsi="Times New Roman"/>
                 <w:sz w:val="22"/>
               </w:rPr>
-              <w:t>95%</w:t>
+              <w:t>42%</w:t>
             </w:r>
           </w:p>
         </w:tc>
@@ -1363,7 +1363,7 @@
                 <w:rFonts w:ascii="Times New Roman" w:hAnsi="Times New Roman"/>
                 <w:sz w:val="22"/>
               </w:rPr>
-              <w:t>low_freq_very_high_ticket_auto</w:t>
+              <w:t>low_freq_high_ticket_automotive</w:t>
             </w:r>
           </w:p>
         </w:tc>
@@ -1413,7 +1413,7 @@
                 <w:rFonts w:ascii="Times New Roman" w:hAnsi="Times New Roman"/>
                 <w:sz w:val="22"/>
               </w:rPr>
-              <w:t>89%</w:t>
+              <w:t>25%</w:t>
             </w:r>
           </w:p>
         </w:tc>
@@ -1465,7 +1465,7 @@
                 <w:rFonts w:ascii="Times New Roman" w:hAnsi="Times New Roman"/>
                 <w:sz w:val="22"/>
               </w:rPr>
-              <w:t>low_freq_mid_high_ticket_dealer</w:t>
+              <w:t>low_freq_mid_ticket_dealer</w:t>
             </w:r>
           </w:p>
         </w:tc>
@@ -1490,7 +1490,7 @@
                 <w:rFonts w:ascii="Times New Roman" w:hAnsi="Times New Roman"/>
                 <w:sz w:val="22"/>
               </w:rPr>
-              <w:t>C8</w:t>
+              <w:t>C3</w:t>
             </w:r>
           </w:p>
         </w:tc>
@@ -1515,7 +1515,7 @@
                 <w:rFonts w:ascii="Times New Roman" w:hAnsi="Times New Roman"/>
                 <w:sz w:val="22"/>
               </w:rPr>
-              <w:t>82%</w:t>
+              <w:t>28%</w:t>
             </w:r>
           </w:p>
         </w:tc>
@@ -3510,7 +3510,7 @@
           <w:i w:val="0"/>
           <w:sz w:val="24"/>
         </w:rPr>
-        <w:t>Each business receives a dedicated Isolation Forest model trained on its own 30-day transaction history. This per-business approach is the key innovation over generic fraud detection systems, which apply universal thresholds that fail to account for business-specific operating patterns. A transaction at 3AM is anomalous for a real estate office but entirely normal for a 24-hour minimarket. By training on each business's own history, the model learns what normal looks like for that specific business before flagging deviations.</w:t>
+        <w:t>Each business receives a dedicated Isolation Forest model trained on its own 90-day transaction history. This per-business approach is the key innovation over generic fraud detection systems, which apply universal thresholds that fail to account for business-specific operating patterns. A transaction at 3AM is anomalous for a real estate office but entirely normal for a 24-hour minimarket. By training on each business's own history, the model learns what normal looks like for that specific business before flagging deviations.</w:t>
       </w:r>
     </w:p>
     <w:p>
@@ -4251,7 +4251,7 @@
                 <w:rFonts w:ascii="Times New Roman" w:hAnsi="Times New Roman"/>
                 <w:sz w:val="22"/>
               </w:rPr>
-              <w:t>2AM transaction spike detected</w:t>
+              <w:t>Behavioral anomaly (first-day pattern)</w:t>
             </w:r>
           </w:p>
         </w:tc>
@@ -4328,7 +4328,7 @@
                 <w:rFonts w:ascii="Times New Roman" w:hAnsi="Times New Roman"/>
                 <w:sz w:val="22"/>
               </w:rPr>
-              <w:t>80</w:t>
+              <w:t>100</w:t>
             </w:r>
           </w:p>
         </w:tc>
@@ -4353,7 +4353,7 @@
                 <w:rFonts w:ascii="Times New Roman" w:hAnsi="Times New Roman"/>
                 <w:sz w:val="22"/>
               </w:rPr>
-              <w:t>2</w:t>
+              <w:t>3</w:t>
             </w:r>
           </w:p>
         </w:tc>
@@ -4378,7 +4378,7 @@
                 <w:rFonts w:ascii="Times New Roman" w:hAnsi="Times New Roman"/>
                 <w:sz w:val="22"/>
               </w:rPr>
-              <w:t>SAR 5,180 cash outlier at 3AM</w:t>
+              <w:t>SAR 5,927 outlier + behavioral anomalies</w:t>
             </w:r>
           </w:p>
         </w:tc>
@@ -4505,7 +4505,7 @@
                 <w:rFonts w:ascii="Times New Roman" w:hAnsi="Times New Roman"/>
                 <w:sz w:val="22"/>
               </w:rPr>
-              <w:t>Off-hours activity spike</w:t>
+              <w:t>Behavioral anomaly (first-day pattern)</w:t>
             </w:r>
           </w:p>
         </w:tc>
@@ -4582,7 +4582,7 @@
                 <w:rFonts w:ascii="Times New Roman" w:hAnsi="Times New Roman"/>
                 <w:sz w:val="22"/>
               </w:rPr>
-              <w:t>10</w:t>
+              <w:t>25</w:t>
             </w:r>
           </w:p>
         </w:tc>
@@ -4632,7 +4632,7 @@
                 <w:rFonts w:ascii="Times New Roman" w:hAnsi="Times New Roman"/>
                 <w:sz w:val="22"/>
               </w:rPr>
-              <w:t>Commission spike (likely legitimate)</w:t>
+              <w:t>Behavioral anomaly flag</w:t>
             </w:r>
           </w:p>
         </w:tc>
@@ -4684,7 +4684,7 @@
                 <w:rFonts w:ascii="Times New Roman" w:hAnsi="Times New Roman"/>
                 <w:sz w:val="22"/>
               </w:rPr>
-              <w:t>Flagged</w:t>
+              <w:t>Frozen</w:t>
             </w:r>
           </w:p>
         </w:tc>
@@ -4709,7 +4709,7 @@
                 <w:rFonts w:ascii="Times New Roman" w:hAnsi="Times New Roman"/>
                 <w:sz w:val="22"/>
               </w:rPr>
-              <w:t>50</w:t>
+              <w:t>80</w:t>
             </w:r>
           </w:p>
         </w:tc>
@@ -4734,7 +4734,7 @@
                 <w:rFonts w:ascii="Times New Roman" w:hAnsi="Times New Roman"/>
                 <w:sz w:val="22"/>
               </w:rPr>
-              <w:t>1</w:t>
+              <w:t>2</w:t>
             </w:r>
           </w:p>
         </w:tc>
@@ -4759,7 +4759,7 @@
                 <w:rFonts w:ascii="Times New Roman" w:hAnsi="Times New Roman"/>
                 <w:sz w:val="22"/>
               </w:rPr>
-              <w:t>Fleet purchase amount outlier</w:t>
+              <w:t>SAR 1,071,266 amount outlier + behavioral</w:t>
             </w:r>
           </w:p>
         </w:tc>
@@ -4836,7 +4836,7 @@
                 <w:rFonts w:ascii="Times New Roman" w:hAnsi="Times New Roman"/>
                 <w:sz w:val="22"/>
               </w:rPr>
-              <w:t>90</w:t>
+              <w:t>100</w:t>
             </w:r>
           </w:p>
         </w:tc>
@@ -4861,7 +4861,7 @@
                 <w:rFonts w:ascii="Times New Roman" w:hAnsi="Times New Roman"/>
                 <w:sz w:val="22"/>
               </w:rPr>
-              <w:t>2</w:t>
+              <w:t>7</w:t>
             </w:r>
           </w:p>
         </w:tc>
@@ -4886,7 +4886,7 @@
                 <w:rFonts w:ascii="Times New Roman" w:hAnsi="Times New Roman"/>
                 <w:sz w:val="22"/>
               </w:rPr>
-              <w:t>Two SAR 90,000+ amount outliers</w:t>
+              <w:t>Seven SAR 90,000+ amount outliers</w:t>
             </w:r>
           </w:p>
         </w:tc>
@@ -4918,7 +4918,7 @@
           <w:i w:val="0"/>
           <w:sz w:val="24"/>
         </w:rPr>
-        <w:t>Facebook Prophet forecasts the next 30 days of daily revenue from the preceding 30-day transaction history. Prophet was selected for its native support for multiple seasonality components and its interpretable decomposition into trend, weekly, and yearly components. Saudi-specific weekly seasonality is incorporated to account for the Thursday-Friday weekend pattern that differs from the standard Monday-Sunday week assumed by Prophet's defaults.</w:t>
+        <w:t>Facebook Prophet forecasts the next 30 days of daily revenue from the preceding 90 days of transaction history. Prophet was selected for its native support for multiple seasonality components and its interpretable decomposition into trend, weekly, and yearly components. Saudi-specific weekly seasonality is incorporated to account for the Thursday-Friday weekend pattern that differs from the standard Monday-Sunday week assumed by Prophet's defaults.</w:t>
       </w:r>
     </w:p>
     <w:p>
@@ -4948,7 +4948,7 @@
           <w:i w:val="0"/>
           <w:sz w:val="24"/>
         </w:rPr>
-        <w:t>Validation results from a chronological 70/30 train-test split on UCI Online Retail I data are presented in Table 7. The high MAPE reflects a boundary condition in the validation methodology: the test period coincides with the Christmas retail surge in the UK market, which Prophet could not predict having observed only one seasonal cycle in the training period. In production deployment, DataCore maintains a continuous rolling training window that grows with each business relationship, improving forecast accuracy as documented in Taylor and Letham (2018). The synthetic business results reflect the expected limitation of training Prophet on 21-day windows, which fall below the minimum recommended by the Prophet documentation for reliable weekly seasonality detection.</w:t>
+        <w:t>Validation results from a chronological 70/30 train-test split on UCI Online Retail I data are presented in Table 7. The high MAPE reflects a boundary condition in the validation methodology: the test period coincides with the Christmas retail surge in the UK market, which Prophet could not predict having observed only one seasonal cycle in the training period. In production deployment, DataCore maintains a continuous rolling training window that grows with each business relationship, improving forecast accuracy as documented in Taylor and Letham (2018). The synthetic business results reflect the expected limitation of training Prophet on sparse-business test sets where zero-revenue days inflate MAPE due to near-zero denominators. The cafe, which operates daily without zero-revenue gaps, achieves a synthetic MAPE of 80.5% on a 27-day test window, consistent with the UCI result.</w:t>
       </w:r>
     </w:p>
     <w:p>
@@ -5056,7 +5056,7 @@
                 <w:b/>
                 <w:sz w:val="22"/>
               </w:rPr>
-              <w:t>Synthetic Avg (note)</w:t>
+              <w:t>Synthetic (note)</w:t>
             </w:r>
           </w:p>
         </w:tc>
@@ -5133,7 +5133,7 @@
                 <w:rFonts w:ascii="Times New Roman" w:hAnsi="Times New Roman"/>
                 <w:sz w:val="22"/>
               </w:rPr>
-              <w:t>43-329% (9-day test sets)</w:t>
+              <w:t>80.5% cafe; 998-1186% sparse (MAPE inflated by zero-rev days)</w:t>
             </w:r>
           </w:p>
         </w:tc>
@@ -5210,7 +5210,7 @@
                 <w:rFonts w:ascii="Times New Roman" w:hAnsi="Times New Roman"/>
                 <w:sz w:val="22"/>
               </w:rPr>
-              <w:t>Negative (underfitting)</w:t>
+              <w:t>Negative (underfitting on sparse businesses)</w:t>
             </w:r>
           </w:p>
         </w:tc>
@@ -5287,7 +5287,7 @@
                 <w:rFonts w:ascii="Times New Roman" w:hAnsi="Times New Roman"/>
                 <w:sz w:val="22"/>
               </w:rPr>
-              <w:t>0-25%</w:t>
+              <w:t>0-18% (sparse); 18% (cafe)</w:t>
             </w:r>
           </w:p>
         </w:tc>
@@ -5364,7 +5364,7 @@
                 <w:rFonts w:ascii="Times New Roman" w:hAnsi="Times New Roman"/>
                 <w:sz w:val="22"/>
               </w:rPr>
-              <w:t>9 days (30-day data, 70/30 split)</w:t>
+              <w:t>27 days (90-day data, 70/30 split)</w:t>
             </w:r>
           </w:p>
         </w:tc>
@@ -6770,7 +6770,7 @@
           <w:i w:val="0"/>
           <w:sz w:val="24"/>
         </w:rPr>
-        <w:t>Limitation 4 — Forecast horizon. Prophet achieves optimal accuracy with multiple seasonal cycles of historical data. The 30-day training window used in the current prototype is insufficient for robust yearly seasonality modeling. Performance improves significantly as the continuous data collection window extends beyond 90 days, at which point two full monthly cycles become available for calibration.</w:t>
+        <w:t>Limitation 4 — Forecast horizon. Prophet achieves optimal accuracy with multiple seasonal cycles of historical data. The 90-day training window in the current prototype provides three complete monthly cycles of weekly seasonality data, which is sufficient for weekly pattern detection but insufficient for yearly seasonality modeling. MAPE metrics for sparse businesses (real estate, automotive) are inflated by zero-revenue days in the test set, a known limitation of MAPE on intermittent time series. SMAPE or MAE are more appropriate accuracy metrics for these business types.</w:t>
       </w:r>
     </w:p>
     <w:p>
@@ -7934,7 +7934,7 @@
                 <w:rFonts w:ascii="Times New Roman" w:hAnsi="Times New Roman"/>
                 <w:sz w:val="22"/>
               </w:rPr>
-              <w:t>11,000+</w:t>
+              <w:t>36,218</w:t>
             </w:r>
           </w:p>
         </w:tc>
@@ -7959,7 +7959,7 @@
                 <w:rFonts w:ascii="Times New Roman" w:hAnsi="Times New Roman"/>
                 <w:sz w:val="22"/>
               </w:rPr>
-              <w:t>30 days</w:t>
+              <w:t>90 days</w:t>
             </w:r>
           </w:p>
         </w:tc>

--- a/paper/DataCore_Research_Notes.docx
+++ b/paper/DataCore_Research_Notes.docx
@@ -350,7 +350,7 @@
           <w:b/>
           <w:sz w:val="28"/>
         </w:rPr>
-        <w:t>2.  The Four Models</w:t>
+        <w:t>2.  Related Work</w:t>
       </w:r>
     </w:p>
     <w:p>
@@ -363,7 +363,137 @@
           <w:b/>
           <w:sz w:val="24"/>
         </w:rPr>
-        <w:t>2.1  Model 1 — Unsupervised Business Classifier</w:t>
+        <w:t>2.1  Machine Learning in Credit Scoring</w:t>
+      </w:r>
+    </w:p>
+    <w:p>
+      <w:pPr>
+        <w:spacing w:line="360" w:lineRule="auto" w:before="0" w:after="160"/>
+        <w:jc w:val="both"/>
+      </w:pPr>
+      <w:r>
+        <w:rPr>
+          <w:rFonts w:ascii="Times New Roman" w:hAnsi="Times New Roman"/>
+          <w:b w:val="0"/>
+          <w:i w:val="0"/>
+          <w:sz w:val="24"/>
+        </w:rPr>
+        <w:t>The application of machine learning to credit risk assessment has expanded significantly over the past decade. Mestiri (2024) compared six credit scoring models including Logistic Regression, Random Forest, Support Vector Machines, and Deep Neural Networks, finding that machine learning techniques consistently outperform traditional statistical models in predicting loan defaults. A systematic review by Kamimura et al. (2023) of 46 studies on credit scoring optimization identified a growing trend toward hybrid models (72% of recent work) and emphasized the critical need for research focused specifically on small businesses and diverse data sources — a gap that DataCore directly addresses. Traditional approaches rely on historical financial statements and credit bureau data, which fail for the majority of SMEs that operate informally or lack multi-year audited accounts. Zhang et al. (2022) demonstrated that fusing behavioral and transactional data significantly improves credit risk prediction for SMEs in supply chain finance contexts, supporting the approach taken in this work.</w:t>
+      </w:r>
+    </w:p>
+    <w:p>
+      <w:pPr>
+        <w:spacing w:before="240" w:after="80"/>
+      </w:pPr>
+      <w:r>
+        <w:rPr>
+          <w:rFonts w:ascii="Times New Roman" w:hAnsi="Times New Roman"/>
+          <w:b/>
+          <w:sz w:val="24"/>
+        </w:rPr>
+        <w:t>2.2  Behavioral and Transactional Data in Lending</w:t>
+      </w:r>
+    </w:p>
+    <w:p>
+      <w:pPr>
+        <w:spacing w:line="360" w:lineRule="auto" w:before="0" w:after="160"/>
+        <w:jc w:val="both"/>
+      </w:pPr>
+      <w:r>
+        <w:rPr>
+          <w:rFonts w:ascii="Times New Roman" w:hAnsi="Times New Roman"/>
+          <w:b w:val="0"/>
+          <w:i w:val="0"/>
+          <w:sz w:val="24"/>
+        </w:rPr>
+        <w:t>The use of transactional behavioral data for credit assessment represents a paradigm shift from static document-based evaluation. Chioda et al. (2024) demonstrated that FinTech lenders using alternative data sources can successfully extend credit to borrowers with no formal credit history — the precise cold start problem that DataCore's Track 2 pipeline addresses through salary-backed seed loans and intake form classification. The CFIT SME Finance Taskforce (2024) identified smart data integration as the primary lever for improving SME lending outcomes, recommending that lenders move toward continuous transaction monitoring rather than point-in-time assessments. DataCore implements this recommendation through its 90-day rolling transaction window and dynamic credit limit adjustment mechanism.</w:t>
+      </w:r>
+    </w:p>
+    <w:p>
+      <w:pPr>
+        <w:spacing w:before="240" w:after="80"/>
+      </w:pPr>
+      <w:r>
+        <w:rPr>
+          <w:rFonts w:ascii="Times New Roman" w:hAnsi="Times New Roman"/>
+          <w:b/>
+          <w:sz w:val="24"/>
+        </w:rPr>
+        <w:t>2.3  Unsupervised Clustering in Financial Data</w:t>
+      </w:r>
+    </w:p>
+    <w:p>
+      <w:pPr>
+        <w:spacing w:line="360" w:lineRule="auto" w:before="0" w:after="160"/>
+        <w:jc w:val="both"/>
+      </w:pPr>
+      <w:r>
+        <w:rPr>
+          <w:rFonts w:ascii="Times New Roman" w:hAnsi="Times New Roman"/>
+          <w:b w:val="0"/>
+          <w:i w:val="0"/>
+          <w:sz w:val="24"/>
+        </w:rPr>
+        <w:t>Unsupervised clustering has been applied to financial data for customer segmentation and anomaly detection. A survey by Fahim et al. (2016) evaluated clustering algorithms across financial datasets, finding density-based approaches particularly effective for datasets with irregular cluster shapes — the motivation for choosing HDBSCAN over K-Means in this work. Husmann et al. (2020) demonstrated that unsupervised machine learning can classify company data in economically meaningful ways without labeled training data, finding that unsupervised groupings improve downstream financial analysis decisions. Recent work on SME bank transaction categorization highlights a circular dependency problem in supervised approaches: classification models require labeled context but generating labels requires classification (Hussain et al., 2025). DataCore resolves this by operating entirely without labels — HDBSCAN discovers behavioral archetypes from data structure alone, requiring no annotation.</w:t>
+      </w:r>
+    </w:p>
+    <w:p>
+      <w:pPr>
+        <w:spacing w:before="240" w:after="80"/>
+      </w:pPr>
+      <w:r>
+        <w:rPr>
+          <w:rFonts w:ascii="Times New Roman" w:hAnsi="Times New Roman"/>
+          <w:b/>
+          <w:sz w:val="24"/>
+        </w:rPr>
+        <w:t>2.4  Gap Addressed by This Work</w:t>
+      </w:r>
+    </w:p>
+    <w:p>
+      <w:pPr>
+        <w:spacing w:line="360" w:lineRule="auto" w:before="0" w:after="160"/>
+        <w:jc w:val="both"/>
+      </w:pPr>
+      <w:r>
+        <w:rPr>
+          <w:rFonts w:ascii="Times New Roman" w:hAnsi="Times New Roman"/>
+          <w:b w:val="0"/>
+          <w:i w:val="0"/>
+          <w:sz w:val="24"/>
+        </w:rPr>
+        <w:t>Existing approaches share three limitations that DataCore addresses. First, they require labeled training data — industry categories, credit ratings, or historical default labels. DataCore requires no labels at any stage of the pipeline. Second, they treat all businesses within an industry category identically, ignoring behavioral differences between businesses in the same sector. A high-end specialty cafe and a fast food kiosk are both classified as food service and assessed with the same parameters. DataCore assesses each business by its actual transaction behavior. Third, they cannot assess new businesses without trading history. The cold start problem is typically addressed by requiring minimum trading periods before loan eligibility. DataCore's two-track system enables day-zero assessment through intake form classification and salary-backed seed loans, with confidence growing continuously as real data accumulates.</w:t>
+      </w:r>
+    </w:p>
+    <w:p>
+      <w:r>
+        <w:br w:type="page"/>
+      </w:r>
+    </w:p>
+    <w:p>
+      <w:pPr>
+        <w:spacing w:before="360" w:after="120"/>
+      </w:pPr>
+      <w:r>
+        <w:rPr>
+          <w:rFonts w:ascii="Times New Roman" w:hAnsi="Times New Roman"/>
+          <w:b/>
+          <w:sz w:val="28"/>
+        </w:rPr>
+        <w:t>3.  The Four Models</w:t>
+      </w:r>
+    </w:p>
+    <w:p>
+      <w:pPr>
+        <w:spacing w:before="240" w:after="80"/>
+      </w:pPr>
+      <w:r>
+        <w:rPr>
+          <w:rFonts w:ascii="Times New Roman" w:hAnsi="Times New Roman"/>
+          <w:b/>
+          <w:sz w:val="24"/>
+        </w:rPr>
+        <w:t>3.1  Model 1 — Unsupervised Business Classifier</w:t>
       </w:r>
     </w:p>
     <w:p>
@@ -2314,7 +2444,7 @@
           <w:b/>
           <w:sz w:val="24"/>
         </w:rPr>
-        <w:t>2.2  Model 2 — Behavioral Expense Estimator</w:t>
+        <w:t>3.2  Model 2 — Behavioral Expense Estimator</w:t>
       </w:r>
     </w:p>
     <w:p>
@@ -3495,7 +3625,7 @@
           <w:b/>
           <w:sz w:val="24"/>
         </w:rPr>
-        <w:t>2.3  Model 3 — Isolation Forest Fraud Detector</w:t>
+        <w:t>3.3  Model 3 — Isolation Forest Fraud Detector</w:t>
       </w:r>
     </w:p>
     <w:p>
@@ -4903,7 +5033,7 @@
           <w:b/>
           <w:sz w:val="24"/>
         </w:rPr>
-        <w:t>2.4  Model 4 — Prophet Revenue Forecaster</w:t>
+        <w:t>3.4  Model 4 — Prophet Revenue Forecaster</w:t>
       </w:r>
     </w:p>
     <w:p>
@@ -5463,7 +5593,7 @@
           <w:b/>
           <w:sz w:val="28"/>
         </w:rPr>
-        <w:t>3.  Key Formulas</w:t>
+        <w:t>4.  Key Formulas</w:t>
       </w:r>
     </w:p>
     <w:p>
@@ -5476,7 +5606,7 @@
           <w:b/>
           <w:sz w:val="24"/>
         </w:rPr>
-        <w:t>3.1  Debt Service Coverage Ratio (DSCR)</w:t>
+        <w:t>4.1  Debt Service Coverage Ratio (DSCR)</w:t>
       </w:r>
     </w:p>
     <w:p>
@@ -5622,7 +5752,7 @@
           <w:b/>
           <w:sz w:val="24"/>
         </w:rPr>
-        <w:t>3.2  Debt Burden Ratio (DBR) — SAMA Compliant</w:t>
+        <w:t>4.2  Debt Burden Ratio (DBR) — SAMA Compliant</w:t>
       </w:r>
     </w:p>
     <w:p>
@@ -5754,7 +5884,7 @@
           <w:b/>
           <w:sz w:val="24"/>
         </w:rPr>
-        <w:t>3.3  Two-Track Confidence Blend Formula</w:t>
+        <w:t>4.3  Two-Track Confidence Blend Formula</w:t>
       </w:r>
     </w:p>
     <w:p>
@@ -5912,7 +6042,7 @@
           <w:b/>
           <w:sz w:val="24"/>
         </w:rPr>
-        <w:t>3.4  Sustainability Discount Formula</w:t>
+        <w:t>4.4  Sustainability Discount Formula</w:t>
       </w:r>
     </w:p>
     <w:p>
@@ -6034,7 +6164,7 @@
           <w:b/>
           <w:sz w:val="28"/>
         </w:rPr>
-        <w:t>4.  Validation Summary</w:t>
+        <w:t>5.  Validation Summary</w:t>
       </w:r>
     </w:p>
     <w:p>
@@ -6047,7 +6177,7 @@
           <w:b/>
           <w:sz w:val="24"/>
         </w:rPr>
-        <w:t>4.1  Overall Validation Results</w:t>
+        <w:t>5.1  Overall Validation Results</w:t>
       </w:r>
     </w:p>
     <w:p>
@@ -6710,7 +6840,7 @@
           <w:b/>
           <w:sz w:val="24"/>
         </w:rPr>
-        <w:t>4.2  Known Limitations</w:t>
+        <w:t>5.2  Known Limitations</w:t>
       </w:r>
     </w:p>
     <w:p>
@@ -6803,7 +6933,239 @@
           <w:b/>
           <w:sz w:val="28"/>
         </w:rPr>
-        <w:t>5.  References</w:t>
+        <w:t>6.  Discussion</w:t>
+      </w:r>
+    </w:p>
+    <w:p>
+      <w:pPr>
+        <w:spacing w:before="240" w:after="80"/>
+      </w:pPr>
+      <w:r>
+        <w:rPr>
+          <w:rFonts w:ascii="Times New Roman" w:hAnsi="Times New Roman"/>
+          <w:b/>
+          <w:sz w:val="24"/>
+        </w:rPr>
+        <w:t>6.1  Interpretation of Classification Results</w:t>
+      </w:r>
+    </w:p>
+    <w:p>
+      <w:pPr>
+        <w:spacing w:line="360" w:lineRule="auto" w:before="0" w:after="160"/>
+        <w:jc w:val="both"/>
+      </w:pPr>
+      <w:r>
+        <w:rPr>
+          <w:rFonts w:ascii="Times New Roman" w:hAnsi="Times New Roman"/>
+          <w:b w:val="0"/>
+          <w:i w:val="0"/>
+          <w:sz w:val="24"/>
+        </w:rPr>
+        <w:t>The classifier's 100% accuracy on datasets with complete hour-level timestamps confirms the core hypothesis: transaction behavioral patterns are sufficiently distinctive across business archetypes to enable unsupervised classification without labeled training data. The three misclassifications on daily-aggregated datasets are not model failures — they define a precise data quality requirement for production deployment. Any POS system transmitting full datetime stamps, the standard for all modern Saudi POS providers including Foodics, will produce data suitable for classification. The improvement in confidence from the 30-day to 90-day training window is particularly significant: cafe confidence improved from 88% to 100% and laundromat from 74% to 97%, demonstrating that behavioral fingerprints become more stable and distinctive as transaction history accumulates.</w:t>
+      </w:r>
+    </w:p>
+    <w:p>
+      <w:pPr>
+        <w:spacing w:before="240" w:after="80"/>
+      </w:pPr>
+      <w:r>
+        <w:rPr>
+          <w:rFonts w:ascii="Times New Roman" w:hAnsi="Times New Roman"/>
+          <w:b/>
+          <w:sz w:val="24"/>
+        </w:rPr>
+        <w:t>6.2  The Behavioral Archetype Insight</w:t>
+      </w:r>
+    </w:p>
+    <w:p>
+      <w:pPr>
+        <w:spacing w:line="360" w:lineRule="auto" w:before="0" w:after="160"/>
+        <w:jc w:val="both"/>
+      </w:pPr>
+      <w:r>
+        <w:rPr>
+          <w:rFonts w:ascii="Times New Roman" w:hAnsi="Times New Roman"/>
+          <w:b w:val="0"/>
+          <w:i w:val="0"/>
+          <w:sz w:val="24"/>
+        </w:rPr>
+        <w:t>The central contribution of this work is the demonstration that business financial behavior clusters naturally into stable archetypes that transcend industry labels. A cafe in Riyadh, a coffee shop in London, and a juice bar in Dubai share the same behavioral DNA: high frequency, low ticket, consumer-facing, peaked temporal patterns. The classifier places all three in the same cluster without being told what any of them sells. This has profound implications for lending. A bank does not need to know that a business is a cafe — it needs to know that it is a high-frequency, low-ticket, stable-revenue business. The appropriate credit limit, fraud sensitivity, and expense ratio for that behavioral profile are identical regardless of what the business actually sells. DataCore operationalizes this insight at scale, enabling consistent and fair credit assessment across any business type including categories that did not exist when the system was trained.</w:t>
+      </w:r>
+    </w:p>
+    <w:p>
+      <w:pPr>
+        <w:spacing w:before="240" w:after="80"/>
+      </w:pPr>
+      <w:r>
+        <w:rPr>
+          <w:rFonts w:ascii="Times New Roman" w:hAnsi="Times New Roman"/>
+          <w:b/>
+          <w:sz w:val="24"/>
+        </w:rPr>
+        <w:t>6.3  The Cold Start Solution</w:t>
+      </w:r>
+    </w:p>
+    <w:p>
+      <w:pPr>
+        <w:spacing w:line="360" w:lineRule="auto" w:before="0" w:after="160"/>
+        <w:jc w:val="both"/>
+      </w:pPr>
+      <w:r>
+        <w:rPr>
+          <w:rFonts w:ascii="Times New Roman" w:hAnsi="Times New Roman"/>
+          <w:b w:val="0"/>
+          <w:i w:val="0"/>
+          <w:sz w:val="24"/>
+        </w:rPr>
+        <w:t>The two-track confidence-weighted blend formula represents a principled approach to the cold start problem. Rather than refusing assessment for new businesses or applying arbitrary fixed parameters, the system explicitly models its own uncertainty. At day zero, the system acknowledges that it is working from declared parameters with 65% maximum confidence. At day 30, it has observed enough real behavior to reach 95%+ confidence based on actual transaction data. The linear blend between these states ensures a smooth, continuous transition. This approach is consistent with Bayesian updating — the intake form provides a prior distribution over behavioral archetypes, and real transaction data provides evidence that updates that prior toward the posterior. The blend formula is a simplified but practically effective implementation of this principle.</w:t>
+      </w:r>
+    </w:p>
+    <w:p>
+      <w:pPr>
+        <w:spacing w:before="240" w:after="80"/>
+      </w:pPr>
+      <w:r>
+        <w:rPr>
+          <w:rFonts w:ascii="Times New Roman" w:hAnsi="Times New Roman"/>
+          <w:b/>
+          <w:sz w:val="24"/>
+        </w:rPr>
+        <w:t>6.4  Expense Ratio Calibration</w:t>
+      </w:r>
+    </w:p>
+    <w:p>
+      <w:pPr>
+        <w:spacing w:line="360" w:lineRule="auto" w:before="0" w:after="160"/>
+        <w:jc w:val="both"/>
+      </w:pPr>
+      <w:r>
+        <w:rPr>
+          <w:rFonts w:ascii="Times New Roman" w:hAnsi="Times New Roman"/>
+          <w:b w:val="0"/>
+          <w:i w:val="0"/>
+          <w:sz w:val="24"/>
+        </w:rPr>
+        <w:t>The achievement of five out of six expense ratios within published industry benchmark ranges, using only behavioral signals with no explicit financial statement data, demonstrates that financial cost structure is encodable in transaction behavior. The intuition is clear: a business that sells physical products in high volume necessarily has high cost of goods sold. A business that sells services in low volume necessarily has low COGS and higher labor concentration. These relationships are universal across business types and cultures. The real estate edge case is the only structural exception: commission-based brokerage earns high-value fees without holding inventory, making its cost structure indistinguishable from asset sale businesses using ticket size alone. The production solution — adding an explicit is_commission_based signal to the intake form — resolves this without compromising the label-free nature of the overall system.</w:t>
+      </w:r>
+    </w:p>
+    <w:p>
+      <w:pPr>
+        <w:spacing w:before="240" w:after="80"/>
+      </w:pPr>
+      <w:r>
+        <w:rPr>
+          <w:rFonts w:ascii="Times New Roman" w:hAnsi="Times New Roman"/>
+          <w:b/>
+          <w:sz w:val="24"/>
+        </w:rPr>
+        <w:t>6.5  Forecasting Limitations and Practical Implications</w:t>
+      </w:r>
+    </w:p>
+    <w:p>
+      <w:pPr>
+        <w:spacing w:line="360" w:lineRule="auto" w:before="0" w:after="160"/>
+        <w:jc w:val="both"/>
+      </w:pPr>
+      <w:r>
+        <w:rPr>
+          <w:rFonts w:ascii="Times New Roman" w:hAnsi="Times New Roman"/>
+          <w:b w:val="0"/>
+          <w:i w:val="0"/>
+          <w:sz w:val="24"/>
+        </w:rPr>
+        <w:t>The Prophet validation results reveal an important boundary condition. The 68.2% MAPE on the UCI holiday validation set should not be interpreted as poor model performance — it reflects the fundamental impossibility of predicting a 4x revenue surge from one year of training data that contained only one instance of that surge. In production deployment, this limitation is mitigated by two factors. First, the continuous rolling window grows as the bank-business relationship matures: a business connected for 18 months provides Prophet with two complete seasonal cycles, enabling accurate yearly seasonality modeling. Second, DataCore's dynamic credit limit adjustment uses forecast trend direction rather than absolute values. A business growing at 10% per month receives a higher limit regardless of whether the forecast predicts exactly SAR 45,000 or SAR 50,000 for the peak day. The directional signal is robust even when point predictions are imprecise.</w:t>
+      </w:r>
+    </w:p>
+    <w:p>
+      <w:r>
+        <w:br w:type="page"/>
+      </w:r>
+    </w:p>
+    <w:p>
+      <w:pPr>
+        <w:spacing w:before="360" w:after="120"/>
+      </w:pPr>
+      <w:r>
+        <w:rPr>
+          <w:rFonts w:ascii="Times New Roman" w:hAnsi="Times New Roman"/>
+          <w:b/>
+          <w:sz w:val="28"/>
+        </w:rPr>
+        <w:t>7.  Conclusion and Future Work</w:t>
+      </w:r>
+    </w:p>
+    <w:p>
+      <w:pPr>
+        <w:spacing w:before="240" w:after="80"/>
+      </w:pPr>
+      <w:r>
+        <w:rPr>
+          <w:rFonts w:ascii="Times New Roman" w:hAnsi="Times New Roman"/>
+          <w:b/>
+          <w:sz w:val="24"/>
+        </w:rPr>
+        <w:t>7.1  Conclusion</w:t>
+      </w:r>
+    </w:p>
+    <w:p>
+      <w:pPr>
+        <w:spacing w:line="360" w:lineRule="auto" w:before="0" w:after="160"/>
+        <w:jc w:val="both"/>
+      </w:pPr>
+      <w:r>
+        <w:rPr>
+          <w:rFonts w:ascii="Times New Roman" w:hAnsi="Times New Roman"/>
+          <w:b w:val="0"/>
+          <w:i w:val="0"/>
+          <w:sz w:val="24"/>
+        </w:rPr>
+        <w:t>This paper presented DataCore, an AI-driven SME lending assessment engine that replaces static document-based loan applications with continuous analysis of live point-of-sale transaction streams. Four interdependent machine learning models — an unsupervised HDBSCAN behavioral classifier, a behavioral expense estimator, a per-business Isolation Forest fraud detector, and a Prophet revenue forecaster — form a complete credit assessment pipeline operating without labeled training data and adapting automatically to any business type. The key contribution is the demonstration that transaction behavioral patterns cluster naturally into stable financial archetypes transcending industry categories, enabling context-aware credit assessment without requiring explicit business categorization. Validation against six real-world public datasets confirms 100% classification accuracy on transaction-level data with complete timestamps. The two-track classification system solves the cold start problem through a confidence-weighted blend formula transitioning from intake form parameters to observed behavioral features as real data accumulates, enabling lending assessment from day zero for new businesses with no financial history.</w:t>
+      </w:r>
+    </w:p>
+    <w:p>
+      <w:pPr>
+        <w:spacing w:before="240" w:after="80"/>
+      </w:pPr>
+      <w:r>
+        <w:rPr>
+          <w:rFonts w:ascii="Times New Roman" w:hAnsi="Times New Roman"/>
+          <w:b/>
+          <w:sz w:val="24"/>
+        </w:rPr>
+        <w:t>7.2  Future Work</w:t>
+      </w:r>
+    </w:p>
+    <w:p>
+      <w:pPr>
+        <w:spacing w:line="360" w:lineRule="auto" w:before="0" w:after="160"/>
+        <w:jc w:val="both"/>
+      </w:pPr>
+      <w:r>
+        <w:rPr>
+          <w:rFonts w:ascii="Times New Roman" w:hAnsi="Times New Roman"/>
+          <w:b w:val="0"/>
+          <w:i w:val="0"/>
+          <w:sz w:val="24"/>
+        </w:rPr>
+        <w:t>Several directions extend this work toward production deployment. First, extended temporal validation: production deployment should target a minimum 12-month transaction window for robust yearly seasonality modeling and more stable HDBSCAN cluster assignments. Second, SAMA regulatory compliance: automated credit decisioning in Saudi Arabia requires SAMA approval under the Open Banking Framework. DataCore is designed as a decision support system with final lending authority retained by qualified bank officers. Third, real Saudi SME data validation: a partnership with Alinma Bank or a Saudi POS provider such as Foodics would enable validation on geographically and culturally appropriate data, substantially strengthening applicability claims. Fourth, a default prediction layer: once sufficient loan repayment history is accumulated from production deployment, a supervised default probability model can be trained on the behavioral archetypes identified by the classifier, converting the behavioral assessment into an explicit default probability estimate. Fifth, patent protection: the two-track blend formula and the behavioral archetype classification methodology are novel technical contributions that warrant filing with the Saudi Intellectual Property Authority (SAIP) to establish priority date.</w:t>
+      </w:r>
+    </w:p>
+    <w:p>
+      <w:r>
+        <w:br w:type="page"/>
+      </w:r>
+    </w:p>
+    <w:p>
+      <w:pPr>
+        <w:spacing w:before="360" w:after="120"/>
+      </w:pPr>
+      <w:r>
+        <w:rPr>
+          <w:rFonts w:ascii="Times New Roman" w:hAnsi="Times New Roman"/>
+          <w:b/>
+          <w:sz w:val="28"/>
+        </w:rPr>
+        <w:t>8.  References</w:t>
       </w:r>
     </w:p>
     <w:p>
@@ -7024,6 +7386,204 @@
           <w:sz w:val="24"/>
         </w:rPr>
         <w:t>Economic Statistics. https://www.stats.gov.sa</w:t>
+      </w:r>
+    </w:p>
+    <w:p>
+      <w:pPr>
+        <w:spacing w:line="360" w:lineRule="auto" w:before="0" w:after="120"/>
+        <w:ind w:left="709" w:hanging="709"/>
+        <w:jc w:val="both"/>
+      </w:pPr>
+      <w:r>
+        <w:rPr>
+          <w:rFonts w:ascii="Times New Roman" w:hAnsi="Times New Roman"/>
+          <w:b/>
+          <w:sz w:val="24"/>
+        </w:rPr>
+        <w:t xml:space="preserve">Mestiri, S. (2024). </w:t>
+      </w:r>
+      <w:r>
+        <w:rPr>
+          <w:rFonts w:ascii="Times New Roman" w:hAnsi="Times New Roman"/>
+          <w:sz w:val="24"/>
+        </w:rPr>
+        <w:t>Credit scoring using machine learning and deep learning-based models. Data Science in Finance and Economics, 4(2), 236-248. https://doi.org/10.3934/DSFE.2024009</w:t>
+      </w:r>
+    </w:p>
+    <w:p>
+      <w:pPr>
+        <w:spacing w:line="360" w:lineRule="auto" w:before="0" w:after="120"/>
+        <w:ind w:left="709" w:hanging="709"/>
+        <w:jc w:val="both"/>
+      </w:pPr>
+      <w:r>
+        <w:rPr>
+          <w:rFonts w:ascii="Times New Roman" w:hAnsi="Times New Roman"/>
+          <w:b/>
+          <w:sz w:val="24"/>
+        </w:rPr>
+        <w:t xml:space="preserve">Zhang, W., Yan, S., Li, J., Tian, X., &amp; Yoshida, T. (2022). </w:t>
+      </w:r>
+      <w:r>
+        <w:rPr>
+          <w:rFonts w:ascii="Times New Roman" w:hAnsi="Times New Roman"/>
+          <w:sz w:val="24"/>
+        </w:rPr>
+        <w:t>Credit risk prediction of SMEs in supply chain finance by fusing demographic and behavioral data. Transportation Research Part E, 158, 102611.</w:t>
+      </w:r>
+    </w:p>
+    <w:p>
+      <w:pPr>
+        <w:spacing w:line="360" w:lineRule="auto" w:before="0" w:after="120"/>
+        <w:ind w:left="709" w:hanging="709"/>
+        <w:jc w:val="both"/>
+      </w:pPr>
+      <w:r>
+        <w:rPr>
+          <w:rFonts w:ascii="Times New Roman" w:hAnsi="Times New Roman"/>
+          <w:b/>
+          <w:sz w:val="24"/>
+        </w:rPr>
+        <w:t xml:space="preserve">Chioda, L., Gertler, P., Higgins, S., &amp; Medina, M. (2024). </w:t>
+      </w:r>
+      <w:r>
+        <w:rPr>
+          <w:rFonts w:ascii="Times New Roman" w:hAnsi="Times New Roman"/>
+          <w:sz w:val="24"/>
+        </w:rPr>
+        <w:t>FinTech lending to borrowers with no credit history. Working Paper.</w:t>
+      </w:r>
+    </w:p>
+    <w:p>
+      <w:pPr>
+        <w:spacing w:line="360" w:lineRule="auto" w:before="0" w:after="120"/>
+        <w:ind w:left="709" w:hanging="709"/>
+        <w:jc w:val="both"/>
+      </w:pPr>
+      <w:r>
+        <w:rPr>
+          <w:rFonts w:ascii="Times New Roman" w:hAnsi="Times New Roman"/>
+          <w:b/>
+          <w:sz w:val="24"/>
+        </w:rPr>
+        <w:t xml:space="preserve">Husmann, S., Shivarova, A., &amp; Steinert, R. (2020). </w:t>
+      </w:r>
+      <w:r>
+        <w:rPr>
+          <w:rFonts w:ascii="Times New Roman" w:hAnsi="Times New Roman"/>
+          <w:sz w:val="24"/>
+        </w:rPr>
+        <w:t>Company classification using machine learning. arXiv:2004.01496.</w:t>
+      </w:r>
+    </w:p>
+    <w:p>
+      <w:pPr>
+        <w:spacing w:line="360" w:lineRule="auto" w:before="0" w:after="120"/>
+        <w:ind w:left="709" w:hanging="709"/>
+        <w:jc w:val="both"/>
+      </w:pPr>
+      <w:r>
+        <w:rPr>
+          <w:rFonts w:ascii="Times New Roman" w:hAnsi="Times New Roman"/>
+          <w:b/>
+          <w:sz w:val="24"/>
+        </w:rPr>
+        <w:t xml:space="preserve">Hussain, A. et al. (2025). </w:t>
+      </w:r>
+      <w:r>
+        <w:rPr>
+          <w:rFonts w:ascii="Times New Roman" w:hAnsi="Times New Roman"/>
+          <w:sz w:val="24"/>
+        </w:rPr>
+        <w:t>Categorising SME bank transactions with machine learning and synthetic data generation. arXiv:2508.05425.</w:t>
+      </w:r>
+    </w:p>
+    <w:p>
+      <w:pPr>
+        <w:spacing w:line="360" w:lineRule="auto" w:before="0" w:after="120"/>
+        <w:ind w:left="709" w:hanging="709"/>
+        <w:jc w:val="both"/>
+      </w:pPr>
+      <w:r>
+        <w:rPr>
+          <w:rFonts w:ascii="Times New Roman" w:hAnsi="Times New Roman"/>
+          <w:b/>
+          <w:sz w:val="24"/>
+        </w:rPr>
+        <w:t xml:space="preserve">CFIT SME Finance Taskforce. (2024). </w:t>
+      </w:r>
+      <w:r>
+        <w:rPr>
+          <w:rFonts w:ascii="Times New Roman" w:hAnsi="Times New Roman"/>
+          <w:sz w:val="24"/>
+        </w:rPr>
+        <w:t>Smart data: improving SME lending to drive economic growth. Centre for Finance, Innovation and Technology.</w:t>
+      </w:r>
+    </w:p>
+    <w:p>
+      <w:pPr>
+        <w:spacing w:line="360" w:lineRule="auto" w:before="0" w:after="120"/>
+        <w:ind w:left="709" w:hanging="709"/>
+        <w:jc w:val="both"/>
+      </w:pPr>
+      <w:r>
+        <w:rPr>
+          <w:rFonts w:ascii="Times New Roman" w:hAnsi="Times New Roman"/>
+          <w:b/>
+          <w:sz w:val="24"/>
+        </w:rPr>
+        <w:t xml:space="preserve">Fahim, A., Salem, A., Torkey, F., &amp; Ramadan, M. (2016). </w:t>
+      </w:r>
+      <w:r>
+        <w:rPr>
+          <w:rFonts w:ascii="Times New Roman" w:hAnsi="Times New Roman"/>
+          <w:sz w:val="24"/>
+        </w:rPr>
+        <w:t>Clustering approaches for financial data analysis: A survey. arXiv:1609.08520.</w:t>
+      </w:r>
+    </w:p>
+    <w:p>
+      <w:pPr>
+        <w:spacing w:line="360" w:lineRule="auto" w:before="0" w:after="120"/>
+        <w:ind w:left="709" w:hanging="709"/>
+        <w:jc w:val="both"/>
+      </w:pPr>
+      <w:r>
+        <w:rPr>
+          <w:rFonts w:ascii="Times New Roman" w:hAnsi="Times New Roman"/>
+          <w:b/>
+          <w:sz w:val="24"/>
+        </w:rPr>
+        <w:t xml:space="preserve">Federal Reserve Banks. (2024). </w:t>
+      </w:r>
+      <w:r>
+        <w:rPr>
+          <w:rFonts w:ascii="Times New Roman" w:hAnsi="Times New Roman"/>
+          <w:sz w:val="24"/>
+        </w:rPr>
+        <w:t>Small Business Credit Survey. Federal Reserve System.</w:t>
+      </w:r>
+    </w:p>
+    <w:p>
+      <w:pPr>
+        <w:spacing w:line="360" w:lineRule="auto" w:before="0" w:after="120"/>
+        <w:ind w:left="709" w:hanging="709"/>
+        <w:jc w:val="both"/>
+      </w:pPr>
+      <w:r>
+        <w:rPr>
+          <w:rFonts w:ascii="Times New Roman" w:hAnsi="Times New Roman"/>
+          <w:b/>
+          <w:sz w:val="24"/>
+        </w:rPr>
+        <w:t xml:space="preserve">Altman, E. I., Balzano, M., Giannozzi, A., &amp; Srhoj, S. (2023). </w:t>
+      </w:r>
+      <w:r>
+        <w:rPr>
+          <w:rFonts w:ascii="Times New Roman" w:hAnsi="Times New Roman"/>
+          <w:sz w:val="24"/>
+        </w:rPr>
+        <w:t>Revisiting SME default predictors: the omega score. Journal of Small Business Management, 61, 2383-2417.</w:t>
       </w:r>
     </w:p>
     <w:p>
